--- a/storage/templates/normalized-docx/BM-212/BM-212_normalized.docx
+++ b/storage/templates/normalized-docx/BM-212/BM-212_normalized.docx
@@ -851,7 +851,7 @@
           <w:bCs/>
           <w:szCs w:val="28"/>
         </w:rPr>
-        <w:t>{{document.field}}</w:t>
+        <w:t>{{document.fullDocumentCode}}</w:t>
       </w:r>
     </w:p>
     <w:p>
@@ -913,7 +913,7 @@
         <w:rPr>
           <w:rFonts w:cs="Times New Roman" w:ascii="Times New Roman" w:hAnsi="Times New Roman"/>
         </w:rPr>
-        <w:t>{{document.field}}</w:t>
+        <w:t>{{document.issueDate}}</w:t>
       </w:r>
     </w:p>
     <w:p>
@@ -942,7 +942,7 @@
         <w:rPr>
           <w:rFonts w:cs="Times New Roman" w:ascii="Times New Roman" w:hAnsi="Times New Roman"/>
         </w:rPr>
-        <w:t>{{document.field}}</w:t>
+        <w:t>{{recipients.personLine2}}</w:t>
       </w:r>
     </w:p>
     <w:p>
@@ -972,7 +972,7 @@
         <w:rPr>
           <w:rFonts w:cs="Times New Roman" w:ascii="Times New Roman" w:hAnsi="Times New Roman"/>
         </w:rPr>
-        <w:t>{{document.field}}</w:t>
+        <w:t>{{recipients.personLine3}}</w:t>
       </w:r>
     </w:p>
     <w:p>
@@ -988,7 +988,7 @@
         <w:rPr>
           <w:rFonts w:cs="Times New Roman" w:ascii="Times New Roman" w:hAnsi="Times New Roman"/>
         </w:rPr>
-        <w:t>{{document.field}}</w:t>
+        <w:t>{{recipients.personLine4}}</w:t>
       </w:r>
     </w:p>
     <w:p>
@@ -1002,7 +1002,7 @@
         <w:rPr>
           <w:rFonts w:cs="Times New Roman" w:ascii="Times New Roman" w:hAnsi="Times New Roman"/>
         </w:rPr>
-        <w:t>{{document.field}}</w:t>
+        <w:t>{{recipients.personLine5}}</w:t>
       </w:r>
     </w:p>
     <w:p>
@@ -1066,7 +1066,7 @@
         <w:rPr>
           <w:rFonts w:cs="Times New Roman" w:ascii="Times New Roman" w:hAnsi="Times New Roman"/>
         </w:rPr>
-        <w:t>{{recipients.field}}</w:t>
+        <w:t>{{recipients.personLine11}}</w:t>
       </w:r>
     </w:p>
     <w:p>
@@ -1082,7 +1082,7 @@
         <w:rPr>
           <w:rFonts w:cs="Times New Roman" w:ascii="Times New Roman" w:hAnsi="Times New Roman"/>
         </w:rPr>
-        <w:t>{{recipients.field}}</w:t>
+        <w:t>{{recipients.personLine12}}</w:t>
       </w:r>
       <w:r>
         <w:rPr>
@@ -1094,9 +1094,9 @@
         <w:rPr>
           <w:rFonts w:cs="Times New Roman" w:ascii="Times New Roman" w:hAnsi="Times New Roman"/>
         </w:rPr>
-        <w:t>{{recipients.field}}</w:t>
+        <w:t>{{recipients.personLine13}}</w:t>
         <w:tab/>
-        <w:t>{{recipients.field}}</w:t>
+        <w:t>{{recipients.personLine14}}</w:t>
       </w:r>
     </w:p>
     <w:p>
@@ -1112,9 +1112,9 @@
         <w:rPr>
           <w:rFonts w:cs="Times New Roman" w:ascii="Times New Roman" w:hAnsi="Times New Roman"/>
         </w:rPr>
-        <w:t>{{recipients.field}}</w:t>
+        <w:t>{{recipients.personLine15}}</w:t>
         <w:tab/>
-        <w:t>{{recipients.field}}</w:t>
+        <w:t>{{recipients.personLine16}}</w:t>
       </w:r>
     </w:p>
     <w:p>
@@ -1130,7 +1130,7 @@
         <w:rPr>
           <w:rFonts w:cs="Times New Roman" w:ascii="Times New Roman" w:hAnsi="Times New Roman"/>
         </w:rPr>
-        <w:t>{{recipients.field}}</w:t>
+        <w:t>{{recipients.personLine17}}</w:t>
       </w:r>
     </w:p>
     <w:p>
@@ -1146,7 +1146,7 @@
         <w:rPr>
           <w:rFonts w:cs="Times New Roman" w:ascii="Times New Roman" w:hAnsi="Times New Roman"/>
         </w:rPr>
-        <w:t>{{recipients.field}}</w:t>
+        <w:t>{{recipients.personLine18}}</w:t>
       </w:r>
     </w:p>
     <w:p>
@@ -1162,7 +1162,7 @@
         <w:rPr>
           <w:rFonts w:cs="Times New Roman" w:ascii="Times New Roman" w:hAnsi="Times New Roman"/>
         </w:rPr>
-        <w:t>{{recipients.field}}</w:t>
+        <w:t>{{recipients.personLine19}}</w:t>
       </w:r>
       <w:r>
         <w:rPr>
@@ -1174,7 +1174,7 @@
         <w:rPr>
           <w:rFonts w:cs="Times New Roman" w:ascii="Times New Roman" w:hAnsi="Times New Roman"/>
         </w:rPr>
-        <w:t>{{recipients.field}}</w:t>
+        <w:t>{{recipients.personLine20}}</w:t>
       </w:r>
       <w:r>
         <w:rPr>
@@ -1186,7 +1186,7 @@
         <w:rPr>
           <w:rFonts w:cs="Times New Roman" w:ascii="Times New Roman" w:hAnsi="Times New Roman"/>
         </w:rPr>
-        <w:t>{{recipients.field}}</w:t>
+        <w:t>{{recipients.personLine21}}</w:t>
       </w:r>
     </w:p>
     <w:p>
@@ -1226,7 +1226,7 @@
         <w:rPr>
           <w:rFonts w:cs="Times New Roman" w:ascii="Times New Roman" w:hAnsi="Times New Roman"/>
         </w:rPr>
-        <w:t>{{document.field}}</w:t>
+        <w:t>{{recipients.personLine6}}</w:t>
       </w:r>
     </w:p>
     <w:p>
@@ -1254,7 +1254,7 @@
         <w:rPr>
           <w:rFonts w:cs="Times New Roman" w:ascii="Times New Roman" w:hAnsi="Times New Roman"/>
         </w:rPr>
-        <w:t>{{recipients.field}}</w:t>
+        <w:t>{{recipients.personLine22}}</w:t>
       </w:r>
     </w:p>
     <w:p>
@@ -1280,7 +1280,7 @@
         <w:rPr>
           <w:rFonts w:cs="Times New Roman" w:ascii="Times New Roman" w:hAnsi="Times New Roman"/>
         </w:rPr>
-        <w:t>{{recipients.field}}</w:t>
+        <w:t>{{recipients.personLine23}}</w:t>
       </w:r>
     </w:p>
     <w:p>
@@ -1369,7 +1369,7 @@
         <w:rPr>
           <w:rFonts w:cs="Times New Roman" w:ascii="Times New Roman" w:hAnsi="Times New Roman"/>
         </w:rPr>
-        <w:t>{{document.field}}</w:t>
+        <w:t>{{recipients.personLine7}}</w:t>
       </w:r>
       <w:r>
         <w:rPr>
@@ -1396,14 +1396,14 @@
         <w:rPr>
           <w:rFonts w:cs="Times New Roman" w:ascii="Times New Roman" w:hAnsi="Times New Roman"/>
         </w:rPr>
-        <w:t>{{document.field}}</w:t>
+        <w:t>{{recipients.personLine8}}</w:t>
       </w:r>
       <w:r>
         <w:rPr>
           <w:rFonts w:cs="Times New Roman" w:ascii="Times New Roman" w:hAnsi="Times New Roman"/>
           <w:szCs w:val="28"/>
         </w:rPr>
-        <w:t>{{document.field}}</w:t>
+        <w:t>{{recipients.personLine9}}</w:t>
       </w:r>
     </w:p>
     <w:p>
